--- a/uploads/Proposta/PropostaOPERACIONAL_LABACE_.docx
+++ b/uploads/Proposta/PropostaOPERACIONAL_LABACE_.docx
@@ -333,7 +333,7 @@
                 <w:szCs w:val="24"/>
                 <w:u w:val="single"/>
               </w:rPr>
-              <w:t xml:space="preserve">PAVILHÃO 1</w:t>
+              <w:t xml:space="preserve"/>
             </w:r>
           </w:p>
         </w:tc>
@@ -389,7 +389,7 @@
                 <w:szCs w:val="24"/>
                 <w:u w:val="single"/>
               </w:rPr>
-              <w:t xml:space="preserve">18/07/2025 ATÉ: 18/07/2025</w:t>
+              <w:t xml:space="preserve">19/07/2026 ATÉ: 19/07/2026</w:t>
             </w:r>
           </w:p>
         </w:tc>
@@ -445,7 +445,7 @@
                 <w:szCs w:val="24"/>
                 <w:u w:val="single"/>
               </w:rPr>
-              <w:t xml:space="preserve">26/07/2025 ATÉ: 04/08/2025</w:t>
+              <w:t xml:space="preserve">29/07/2026 ATÉ: 03/08/2026</w:t>
             </w:r>
           </w:p>
         </w:tc>
@@ -501,7 +501,7 @@
                 <w:szCs w:val="24"/>
                 <w:u w:val="single"/>
               </w:rPr>
-              <w:t xml:space="preserve">05/08/2025 ATÉ: 07/08/2025</w:t>
+              <w:t xml:space="preserve">04/08/2026 ATÉ: 06/08/2026</w:t>
             </w:r>
           </w:p>
         </w:tc>
@@ -564,7 +564,7 @@
                 <w:szCs w:val="24"/>
                 <w:u w:val="single"/>
               </w:rPr>
-              <w:t xml:space="preserve">08/08/2025 ATÉ: 15/08/2025</w:t>
+              <w:t xml:space="preserve">07/08/2026 ATÉ: 14/08/2026</w:t>
             </w:r>
           </w:p>
         </w:tc>
@@ -944,7 +944,7 @@
           <w:sz w:val="24"/>
           <w:szCs w:val="24"/>
         </w:rPr>
-        <w:t xml:space="preserve">• 1 Fiscal Noturno, (A  B), 30 Diária(s), de: 12/07/2025 até: 10/08/2025</w:t>
+        <w:t xml:space="preserve">• 1 Fiscal Noturno, (1), 14 Diária(s), de: 28/07/2026 até: 10/08/2026</w:t>
       </w:r>
     </w:p>
     <w:p>
@@ -964,7 +964,7 @@
           <w:sz w:val="24"/>
           <w:szCs w:val="24"/>
         </w:rPr>
-        <w:t xml:space="preserve">• 1 Fiscal Noturno, (A  B), 30 Diária(s), de: 12/07/2025 até: 10/08/2025</w:t>
+        <w:t xml:space="preserve">• 1 Fiscal Noturno, (2), 12 Diária(s), de: 28/07/2026 até: 08/08/2026</w:t>
       </w:r>
     </w:p>
     <w:p>
@@ -984,7 +984,7 @@
           <w:sz w:val="24"/>
           <w:szCs w:val="24"/>
         </w:rPr>
-        <w:t xml:space="preserve">• 6 Auxiliar Operacional, (APOIO DE TRANSITO), 5 Diária(s), de: 04/08/2025 até: 08/08/2025</w:t>
+        <w:t xml:space="preserve">• 2 Atendimento Operacional, (APOIO AERONAVES), 5 Diária(s), de: 02/08/2026 até: 06/08/2026</w:t>
       </w:r>
     </w:p>
     <w:p>
@@ -1004,7 +1004,7 @@
           <w:sz w:val="24"/>
           <w:szCs w:val="24"/>
         </w:rPr>
-        <w:t xml:space="preserve">• 6 Auxiliar Operacional, (APOIO DE TRANSITO), 5 Diária(s), de: 04/08/2025 até: 08/08/2025</w:t>
+        <w:t xml:space="preserve">• 4 Atendimento Operacional, (APOIO TRANSITO 1), 1 Diária(s), de: 02/08/2026 até: 02/08/2026</w:t>
       </w:r>
     </w:p>
     <w:p>
@@ -1024,7 +1024,7 @@
           <w:sz w:val="24"/>
           <w:szCs w:val="24"/>
         </w:rPr>
-        <w:t xml:space="preserve">• 1 Coordenador Operacional 1, (ARQUITETO), 1 Diária(s), de: 18/07/2025 até: 18/07/2025</w:t>
+        <w:t xml:space="preserve">• 6 Atendimento Operacional, (APOIO TRANSITO 2), 4 Diária(s), de: 03/08/2026 até: 06/08/2026</w:t>
       </w:r>
     </w:p>
     <w:p>
@@ -1044,7 +1044,7 @@
           <w:sz w:val="24"/>
           <w:szCs w:val="24"/>
         </w:rPr>
-        <w:t xml:space="preserve">• 1 Coordenador Operacional 1, (ARQUITETO), 1 Diária(s), de: 18/07/2025 até: 18/07/2025</w:t>
+        <w:t xml:space="preserve">• 2 Atendimento Operacional, (APOIO TRANSITO 3), 1 Diária(s), de: 07/08/2026 até: 07/08/2026</w:t>
       </w:r>
     </w:p>
     <w:p>
@@ -1064,7 +1064,7 @@
           <w:sz w:val="24"/>
           <w:szCs w:val="24"/>
         </w:rPr>
-        <w:t xml:space="preserve">• 1 Fiscal Diurno, (ESTACIONAMENTO), 5 Diária(s), de: 03/08/2025 até: 07/08/2025</w:t>
+        <w:t xml:space="preserve">• 1 Coordenador Operacional 1, (ARQUITETO), 1 Diária(s), de: 17/07/2026 até: 17/07/2026</w:t>
       </w:r>
     </w:p>
     <w:p>
@@ -1084,7 +1084,7 @@
           <w:sz w:val="24"/>
           <w:szCs w:val="24"/>
         </w:rPr>
-        <w:t xml:space="preserve">• 1 Fiscal Diurno, (ESTACIONAMENTO), 10 Diária(s), de: 29/07/2025 até: 07/08/2025</w:t>
+        <w:t xml:space="preserve">• 2 Fiscal Diurno, (ESTACIONAMENTO 1), 6 Diária(s), de: 02/08/2026 até: 07/08/2026</w:t>
       </w:r>
     </w:p>
     <w:p>
@@ -1104,7 +1104,7 @@
           <w:sz w:val="24"/>
           <w:szCs w:val="24"/>
         </w:rPr>
-        <w:t xml:space="preserve">• 1 Fiscal Diurno, (ESTACIONAMENTO), 5 Diária(s), de: 03/08/2025 até: 07/08/2025</w:t>
+        <w:t xml:space="preserve">• 1 Fiscal Diurno, (EXTERNO 1), 22 Diária(s), de: 20/07/2026 até: 10/08/2026</w:t>
       </w:r>
     </w:p>
     <w:p>
@@ -1124,7 +1124,7 @@
           <w:sz w:val="24"/>
           <w:szCs w:val="24"/>
         </w:rPr>
-        <w:t xml:space="preserve">• 1 Fiscal Diurno, (ESTACIONAMENTO), 10 Diária(s), de: 29/07/2025 até: 07/08/2025</w:t>
+        <w:t xml:space="preserve">• 1 Fiscal Diurno, (EXTERNO 2), 17 Diária(s), de: 25/07/2026 até: 10/08/2026</w:t>
       </w:r>
     </w:p>
     <w:p>
@@ -1144,7 +1144,7 @@
           <w:sz w:val="24"/>
           <w:szCs w:val="24"/>
         </w:rPr>
-        <w:t xml:space="preserve">• 1 Fiscal Diurno, (INFRA ESTRUTURA), 25 Diária(s), de: 22/07/2025 até: 15/08/2025</w:t>
+        <w:t xml:space="preserve">• 2 Fiscal Diurno, (INTERNO), 17 Diária(s), de: 25/07/2026 até: 10/08/2026</w:t>
       </w:r>
     </w:p>
     <w:p>
@@ -1164,7 +1164,7 @@
           <w:sz w:val="24"/>
           <w:szCs w:val="24"/>
         </w:rPr>
-        <w:t xml:space="preserve">• 1 Fiscal Diurno, (INFRA ESTRUTURA), 25 Diária(s), de: 22/07/2025 até: 15/08/2025</w:t>
+        <w:t xml:space="preserve">• 1 Coordenador Operacional 1, (PRODUTOR GERAL), 28 Diária(s), de: 17/07/2026 até: 13/08/2026</w:t>
       </w:r>
     </w:p>
     <w:p>
@@ -1184,7 +1184,7 @@
           <w:sz w:val="24"/>
           <w:szCs w:val="24"/>
         </w:rPr>
-        <w:t xml:space="preserve">• 4 Fiscal Diurno, (MARCAÇÃO), 1 Diária(s), de: 18/07/2025 até: 18/07/2025</w:t>
+        <w:t xml:space="preserve">• 1 Coordenador De ServiçOs, 27 Diária(s), de: 18/07/2026 até: 13/08/2026</w:t>
       </w:r>
     </w:p>
     <w:p>
@@ -1204,7 +1204,7 @@
           <w:sz w:val="24"/>
           <w:szCs w:val="24"/>
         </w:rPr>
-        <w:t xml:space="preserve">• 4 Fiscal Diurno, (MARCAÇÃO), 1 Diária(s), de: 18/07/2025 até: 18/07/2025</w:t>
+        <w:t xml:space="preserve">• 1 Fiscal De LogíStica, 13 Diária(s), de: 26/07/2026 até: 07/08/2026</w:t>
       </w:r>
     </w:p>
     <w:p>
@@ -1224,7 +1224,7 @@
           <w:sz w:val="24"/>
           <w:szCs w:val="24"/>
         </w:rPr>
-        <w:t xml:space="preserve">• 5 Ajudante De MarcaçãO, 1 Diária(s), de: 18/07/2025 até: 18/07/2025</w:t>
+        <w:t xml:space="preserve">• 6 Fiscal De MarcaçãO, 1 Diária(s), de: 17/07/2026 até: 17/07/2026</w:t>
       </w:r>
     </w:p>
     <w:p>
@@ -1244,7 +1244,25 @@
           <w:sz w:val="24"/>
           <w:szCs w:val="24"/>
         </w:rPr>
-        <w:t xml:space="preserve">• 5 Ajudante De MarcaçãO, 1 Diária(s), de: 18/07/2025 até: 18/07/2025</w:t>
+        <w:t xml:space="preserve"/>
+      </w:r>
+    </w:p>
+    <w:p>
+      <w:pPr>
+        <w:spacing w:line="285" w:lineRule="atLeast"/>
+        <w:rPr>
+          <w:rFonts w:ascii="Abel" w:hAnsi="Abel"/>
+          <w:sz w:val="24"/>
+          <w:szCs w:val="24"/>
+        </w:rPr>
+      </w:pPr>
+      <w:r>
+        <w:rPr>
+          <w:rFonts w:ascii="Abel" w:hAnsi="Abel"/>
+          <w:sz w:val="24"/>
+          <w:szCs w:val="24"/>
+        </w:rPr>
+        <w:t xml:space="preserve"/>
       </w:r>
     </w:p>
     <w:p>
@@ -1258,14 +1276,6 @@
           <w:szCs w:val="24"/>
         </w:rPr>
       </w:pPr>
-      <w:r>
-        <w:rPr>
-          <w:rFonts w:ascii="Abel" w:hAnsi="Abel"/>
-          <w:sz w:val="24"/>
-          <w:szCs w:val="24"/>
-        </w:rPr>
-        <w:t xml:space="preserve">• 1 Coordenador De Atendimento - EscritóRio Ja, 90 Diária(s), de: 07/05/2025 até: 04/08/2025</w:t>
-      </w:r>
     </w:p>
     <w:p>
       <w:pPr>
@@ -1284,330 +1294,141 @@
           <w:sz w:val="24"/>
           <w:szCs w:val="24"/>
         </w:rPr>
-        <w:t xml:space="preserve">• 1 Coordenador De Atendimento - EscritóRio Ja, 90 Diária(s), de: 07/05/2025 até: 04/08/2025</w:t>
+        <w:t xml:space="preserve"/>
       </w:r>
+    </w:p>
+    <w:p>
+      <w:pPr>
+        <w:rPr>
+          <w:rFonts w:ascii="Abel" w:hAnsi="Abel"/>
+          <w:sz w:val="24"/>
+          <w:szCs w:val="24"/>
+        </w:rPr>
+      </w:pPr>
+    </w:p>
+    <w:p>
+      <w:pPr>
+        <w:rPr>
+          <w:rFonts w:ascii="Abel" w:hAnsi="Abel"/>
+          <w:sz w:val="24"/>
+          <w:szCs w:val="24"/>
+        </w:rPr>
+      </w:pPr>
+    </w:p>
+    <w:p>
+      <w:pPr>
+        <w:rPr>
+          <w:rFonts w:ascii="Abel" w:hAnsi="Abel"/>
+          <w:sz w:val="24"/>
+          <w:szCs w:val="24"/>
+        </w:rPr>
+      </w:pPr>
+    </w:p>
+    <w:p>
+      <w:pPr>
+        <w:rPr>
+          <w:rFonts w:ascii="Abel" w:hAnsi="Abel"/>
+          <w:sz w:val="24"/>
+          <w:szCs w:val="24"/>
+        </w:rPr>
+      </w:pPr>
+    </w:p>
+    <w:p>
+      <w:pPr>
+        <w:rPr>
+          <w:rFonts w:ascii="Abel" w:hAnsi="Abel"/>
+          <w:sz w:val="24"/>
+          <w:szCs w:val="24"/>
+        </w:rPr>
+      </w:pPr>
+    </w:p>
+    <w:p>
+      <w:pPr>
+        <w:rPr>
+          <w:rFonts w:ascii="Abel" w:hAnsi="Abel"/>
+          <w:sz w:val="24"/>
+          <w:szCs w:val="24"/>
+        </w:rPr>
+      </w:pPr>
+    </w:p>
+    <w:p>
+      <w:pPr>
+        <w:rPr>
+          <w:rFonts w:ascii="Abel" w:hAnsi="Abel"/>
+          <w:sz w:val="24"/>
+          <w:szCs w:val="24"/>
+        </w:rPr>
+      </w:pPr>
+    </w:p>
+    <w:p>
+      <w:pPr>
+        <w:rPr>
+          <w:rFonts w:ascii="Abel" w:hAnsi="Abel"/>
+          <w:sz w:val="24"/>
+          <w:szCs w:val="24"/>
+        </w:rPr>
+      </w:pPr>
+    </w:p>
+    <w:p>
+      <w:pPr>
+        <w:rPr>
+          <w:rFonts w:ascii="Abel" w:hAnsi="Abel"/>
+          <w:sz w:val="24"/>
+          <w:szCs w:val="24"/>
+        </w:rPr>
+      </w:pPr>
+    </w:p>
+    <w:p>
+      <w:pPr>
+        <w:rPr>
+          <w:rFonts w:ascii="Abel" w:hAnsi="Abel"/>
+          <w:sz w:val="24"/>
+          <w:szCs w:val="24"/>
+        </w:rPr>
+      </w:pPr>
+    </w:p>
+    <w:p>
+      <w:pPr>
+        <w:rPr>
+          <w:rFonts w:ascii="Abel" w:hAnsi="Abel"/>
+          <w:sz w:val="24"/>
+          <w:szCs w:val="24"/>
+        </w:rPr>
+      </w:pPr>
+    </w:p>
+    <w:p>
+      <w:pPr>
+        <w:rPr>
+          <w:rFonts w:ascii="Abel" w:hAnsi="Abel"/>
+          <w:sz w:val="24"/>
+          <w:szCs w:val="24"/>
+        </w:rPr>
+      </w:pPr>
+    </w:p>
+    <w:p>
+      <w:pPr>
+        <w:pStyle w:val="PargrafodaLista"/>
+        <w:spacing w:line="285" w:lineRule="atLeast"/>
+        <w:ind w:left="1065"/>
+        <w:rPr>
+          <w:rFonts w:ascii="Abel" w:hAnsi="Abel"/>
+          <w:sz w:val="24"/>
+          <w:szCs w:val="24"/>
+        </w:rPr>
+      </w:pPr>
+    </w:p>
+    <w:p>
+      <w:pPr>
+        <w:pStyle w:val="PargrafodaLista"/>
+        <w:spacing w:line="285" w:lineRule="atLeast"/>
+        <w:ind w:left="1065"/>
+      </w:pPr>
     </w:p>
     <w:p>
       <w:pPr>
         <w:pStyle w:val="PargrafodaLista"/>
         <w:spacing w:line="285" w:lineRule="atLeast"/>
         <w:ind w:left="0"/>
-        <w:rPr>
-          <w:rFonts w:ascii="Abel" w:hAnsi="Abel"/>
-          <w:sz w:val="24"/>
-          <w:szCs w:val="24"/>
-        </w:rPr>
-      </w:pPr>
-      <w:r>
-        <w:rPr>
-          <w:rFonts w:ascii="Abel" w:hAnsi="Abel"/>
-          <w:sz w:val="24"/>
-          <w:szCs w:val="24"/>
-        </w:rPr>
-        <w:t xml:space="preserve">• 1 Coordenador De ServiçOs, 6 Diária(s), de: 02/08/2025 até: 07/08/2025</w:t>
-      </w:r>
-    </w:p>
-    <w:p>
-      <w:pPr>
-        <w:pStyle w:val="PargrafodaLista"/>
-        <w:spacing w:line="285" w:lineRule="atLeast"/>
-        <w:ind w:left="0"/>
-        <w:rPr>
-          <w:rFonts w:ascii="Abel" w:hAnsi="Abel"/>
-          <w:sz w:val="24"/>
-          <w:szCs w:val="24"/>
-        </w:rPr>
-      </w:pPr>
-      <w:r>
-        <w:rPr>
-          <w:rFonts w:ascii="Abel" w:hAnsi="Abel"/>
-          <w:sz w:val="24"/>
-          <w:szCs w:val="24"/>
-        </w:rPr>
-        <w:t xml:space="preserve">• 1 Coordenador De ServiçOs, 6 Diária(s), de: 02/08/2025 até: 07/08/2025</w:t>
-      </w:r>
-    </w:p>
-    <w:p>
-      <w:pPr>
-        <w:pStyle w:val="PargrafodaLista"/>
-        <w:spacing w:line="285" w:lineRule="atLeast"/>
-        <w:ind w:left="0"/>
-        <w:rPr>
-          <w:rFonts w:ascii="Abel" w:hAnsi="Abel"/>
-          <w:sz w:val="24"/>
-          <w:szCs w:val="24"/>
-        </w:rPr>
-      </w:pPr>
-      <w:r>
-        <w:rPr>
-          <w:rFonts w:ascii="Abel" w:hAnsi="Abel"/>
-          <w:sz w:val="24"/>
-          <w:szCs w:val="24"/>
-        </w:rPr>
-        <w:t xml:space="preserve">• 1 Fiscal De LogíStica, 20 Diária(s), de: 22/07/2025 até: 10/08/2025</w:t>
-      </w:r>
-    </w:p>
-    <w:p>
-      <w:pPr>
-        <w:pStyle w:val="PargrafodaLista"/>
-        <w:spacing w:line="285" w:lineRule="atLeast"/>
-        <w:ind w:left="0"/>
-        <w:rPr>
-          <w:rFonts w:ascii="Abel" w:hAnsi="Abel"/>
-          <w:sz w:val="24"/>
-          <w:szCs w:val="24"/>
-        </w:rPr>
-      </w:pPr>
-      <w:r>
-        <w:rPr>
-          <w:rFonts w:ascii="Abel" w:hAnsi="Abel"/>
-          <w:sz w:val="24"/>
-          <w:szCs w:val="24"/>
-        </w:rPr>
-        <w:t xml:space="preserve">• 1 Fiscal De LogíStica, 20 Diária(s), de: 22/07/2025 até: 10/08/2025</w:t>
-      </w:r>
-    </w:p>
-    <w:p>
-      <w:pPr>
-        <w:pStyle w:val="PargrafodaLista"/>
-        <w:spacing w:line="285" w:lineRule="atLeast"/>
-        <w:ind w:left="0"/>
-        <w:rPr>
-          <w:rFonts w:ascii="Abel" w:hAnsi="Abel"/>
-          <w:sz w:val="24"/>
-          <w:szCs w:val="24"/>
-        </w:rPr>
-      </w:pPr>
-      <w:r>
-        <w:rPr>
-          <w:rFonts w:ascii="Abel" w:hAnsi="Abel"/>
-          <w:sz w:val="24"/>
-          <w:szCs w:val="24"/>
-        </w:rPr>
-        <w:t xml:space="preserve">• 1 Fiscal Diurno, 18 Diária(s), de: 29/07/2025 até: 15/08/2025</w:t>
-      </w:r>
-    </w:p>
-    <w:p>
-      <w:pPr>
-        <w:pStyle w:val="PargrafodaLista"/>
-        <w:spacing w:line="285" w:lineRule="atLeast"/>
-        <w:ind w:left="0"/>
-        <w:rPr>
-          <w:rFonts w:ascii="Abel" w:hAnsi="Abel"/>
-          <w:sz w:val="24"/>
-          <w:szCs w:val="24"/>
-        </w:rPr>
-      </w:pPr>
-      <w:r>
-        <w:rPr>
-          <w:rFonts w:ascii="Abel" w:hAnsi="Abel"/>
-          <w:sz w:val="24"/>
-          <w:szCs w:val="24"/>
-        </w:rPr>
-        <w:t xml:space="preserve">• 1 Fiscal Diurno, 25 Diária(s), de: 22/07/2025 até: 15/08/2025</w:t>
-      </w:r>
-    </w:p>
-    <w:p>
-      <w:pPr>
-        <w:pStyle w:val="PargrafodaLista"/>
-        <w:spacing w:line="285" w:lineRule="atLeast"/>
-        <w:ind w:left="0"/>
-        <w:rPr>
-          <w:rFonts w:ascii="Abel" w:hAnsi="Abel"/>
-          <w:sz w:val="24"/>
-          <w:szCs w:val="24"/>
-        </w:rPr>
-      </w:pPr>
-      <w:r>
-        <w:rPr>
-          <w:rFonts w:ascii="Abel" w:hAnsi="Abel"/>
-          <w:sz w:val="24"/>
-          <w:szCs w:val="24"/>
-        </w:rPr>
-        <w:t xml:space="preserve">• 1 Fiscal Diurno, 40 Diária(s), de: 07/07/2025 até: 15/08/2025</w:t>
-      </w:r>
-    </w:p>
-    <w:p>
-      <w:pPr>
-        <w:pStyle w:val="PargrafodaLista"/>
-        <w:spacing w:line="285" w:lineRule="atLeast"/>
-        <w:ind w:left="0"/>
-        <w:rPr>
-          <w:rFonts w:ascii="Abel" w:hAnsi="Abel"/>
-          <w:sz w:val="24"/>
-          <w:szCs w:val="24"/>
-        </w:rPr>
-      </w:pPr>
-      <w:r>
-        <w:rPr>
-          <w:rFonts w:ascii="Abel" w:hAnsi="Abel"/>
-          <w:sz w:val="24"/>
-          <w:szCs w:val="24"/>
-        </w:rPr>
-        <w:t xml:space="preserve">• 1 Fiscal Diurno, 18 Diária(s), de: 29/07/2025 até: 15/08/2025</w:t>
-      </w:r>
-    </w:p>
-    <w:p>
-      <w:pPr>
-        <w:pStyle w:val="PargrafodaLista"/>
-        <w:spacing w:line="285" w:lineRule="atLeast"/>
-        <w:ind w:left="0"/>
-        <w:rPr>
-          <w:rFonts w:ascii="Abel" w:hAnsi="Abel"/>
-          <w:sz w:val="24"/>
-          <w:szCs w:val="24"/>
-        </w:rPr>
-      </w:pPr>
-      <w:r>
-        <w:rPr>
-          <w:rFonts w:ascii="Abel" w:hAnsi="Abel"/>
-          <w:sz w:val="24"/>
-          <w:szCs w:val="24"/>
-        </w:rPr>
-        <w:t xml:space="preserve">• 1 Fiscal Diurno, 25 Diária(s), de: 22/07/2025 até: 15/08/2025</w:t>
-      </w:r>
-    </w:p>
-    <w:p>
-      <w:pPr>
-        <w:pStyle w:val="PargrafodaLista"/>
-        <w:spacing w:line="285" w:lineRule="atLeast"/>
-        <w:ind w:left="0"/>
-        <w:rPr>
-          <w:rFonts w:ascii="Abel" w:hAnsi="Abel"/>
-          <w:sz w:val="24"/>
-          <w:szCs w:val="24"/>
-        </w:rPr>
-      </w:pPr>
-      <w:r>
-        <w:rPr>
-          <w:rFonts w:ascii="Abel" w:hAnsi="Abel"/>
-          <w:sz w:val="24"/>
-          <w:szCs w:val="24"/>
-        </w:rPr>
-        <w:t xml:space="preserve">• 1 Fiscal Diurno, 40 Diária(s), de: 07/07/2025 até: 15/08/2025</w:t>
-      </w:r>
-    </w:p>
-    <w:p>
-      <w:pPr>
-        <w:pStyle w:val="PargrafodaLista"/>
-        <w:spacing w:line="285" w:lineRule="atLeast"/>
-        <w:ind w:left="0"/>
-        <w:rPr>
-          <w:rFonts w:ascii="Abel" w:hAnsi="Abel"/>
-          <w:sz w:val="24"/>
-          <w:szCs w:val="24"/>
-        </w:rPr>
-      </w:pPr>
-      <w:r>
-        <w:rPr>
-          <w:rFonts w:ascii="Abel" w:hAnsi="Abel"/>
-          <w:sz w:val="24"/>
-          <w:szCs w:val="24"/>
-        </w:rPr>
-        <w:t xml:space="preserve">• 1 Fiscal Noturno, 28 Diária(s), de: 18/07/2025 até: 14/08/2025</w:t>
-      </w:r>
-    </w:p>
-    <w:p>
-      <w:pPr>
-        <w:pStyle w:val="PargrafodaLista"/>
-        <w:spacing w:line="285" w:lineRule="atLeast"/>
-        <w:ind w:left="0"/>
-        <w:rPr>
-          <w:rFonts w:ascii="Abel" w:hAnsi="Abel"/>
-          <w:sz w:val="24"/>
-          <w:szCs w:val="24"/>
-        </w:rPr>
-      </w:pPr>
-      <w:r>
-        <w:rPr>
-          <w:rFonts w:ascii="Abel" w:hAnsi="Abel"/>
-          <w:sz w:val="24"/>
-          <w:szCs w:val="24"/>
-        </w:rPr>
-        <w:t xml:space="preserve">• 1 Fiscal Noturno, 28 Diária(s), de: 18/07/2025 até: 14/08/2025</w:t>
-      </w:r>
-    </w:p>
-    <w:p>
-      <w:pPr>
-        <w:pStyle w:val="PargrafodaLista"/>
-        <w:spacing w:line="285" w:lineRule="atLeast"/>
-        <w:ind w:left="0"/>
-        <w:rPr>
-          <w:rFonts w:ascii="Abel" w:hAnsi="Abel"/>
-          <w:sz w:val="24"/>
-          <w:szCs w:val="24"/>
-        </w:rPr>
-      </w:pPr>
-      <w:r>
-        <w:rPr>
-          <w:rFonts w:ascii="Abel" w:hAnsi="Abel"/>
-          <w:sz w:val="24"/>
-          <w:szCs w:val="24"/>
-        </w:rPr>
-        <w:t xml:space="preserve">• 1 Sistema AnáLise De Projetos, 1 Diária(s), de: 18/07/2025 até: 18/07/2025</w:t>
-      </w:r>
-    </w:p>
-    <w:p>
-      <w:pPr>
-        <w:pStyle w:val="PargrafodaLista"/>
-        <w:spacing w:line="285" w:lineRule="atLeast"/>
-        <w:ind w:left="0"/>
-        <w:rPr>
-          <w:rFonts w:ascii="Abel" w:hAnsi="Abel"/>
-          <w:sz w:val="24"/>
-          <w:szCs w:val="24"/>
-        </w:rPr>
-      </w:pPr>
-      <w:r>
-        <w:rPr>
-          <w:rFonts w:ascii="Abel" w:hAnsi="Abel"/>
-          <w:sz w:val="24"/>
-          <w:szCs w:val="24"/>
-        </w:rPr>
-        <w:t xml:space="preserve">• 1 Sistema AnáLise De Projetos, 1 Diária(s), de: 18/07/2025 até: 18/07/2025</w:t>
-      </w:r>
-    </w:p>
-    <w:p>
-      <w:pPr>
-        <w:pStyle w:val="PargrafodaLista"/>
-        <w:spacing w:line="285" w:lineRule="atLeast"/>
-        <w:ind w:left="0"/>
-        <w:rPr>
-          <w:rFonts w:ascii="Abel" w:hAnsi="Abel"/>
-          <w:sz w:val="24"/>
-          <w:szCs w:val="24"/>
-        </w:rPr>
-      </w:pPr>
-      <w:r>
-        <w:rPr>
-          <w:rFonts w:ascii="Abel" w:hAnsi="Abel"/>
-          <w:sz w:val="24"/>
-          <w:szCs w:val="24"/>
-        </w:rPr>
-        <w:t xml:space="preserve"/>
-      </w:r>
-    </w:p>
-    <w:p>
-      <w:pPr>
-        <w:spacing w:line="285" w:lineRule="atLeast"/>
-        <w:rPr>
-          <w:rFonts w:ascii="Abel" w:hAnsi="Abel"/>
-          <w:sz w:val="24"/>
-          <w:szCs w:val="24"/>
-        </w:rPr>
-      </w:pPr>
-      <w:r>
-        <w:rPr>
-          <w:rFonts w:ascii="Abel" w:hAnsi="Abel"/>
-          <w:sz w:val="24"/>
-          <w:szCs w:val="24"/>
-        </w:rPr>
-        <w:t xml:space="preserve"/>
-      </w:r>
-    </w:p>
-    <w:p>
-      <w:pPr>
-        <w:spacing w:line="285" w:lineRule="atLeast"/>
         <w:rPr>
           <w:rFonts w:ascii="Abel" w:hAnsi="Abel"/>
           <w:b/>
@@ -1628,23 +1449,16 @@
           <w:sz w:val="24"/>
           <w:szCs w:val="24"/>
         </w:rPr>
-        <w:t xml:space="preserve">
-          <w:r>
-            <w:rPr>
-              <w:b/>
-              <w:i/>
-              <w:rFonts w:ascii="Abel" w:hAnsi="Abel" w:cs="Abel"/>
-            </w:rPr>
-            <w:t xml:space="preserve">EQUIPAMENTO(S)</w:t>
-          </w:r>
-        </w:t>
+        <w:lastRenderedPageBreak/>
+        <w:t xml:space="preserve">INVESTIMENTO </w:t>
       </w:r>
     </w:p>
     <w:p>
       <w:pPr>
         <w:pStyle w:val="PargrafodaLista"/>
         <w:spacing w:line="285" w:lineRule="atLeast"/>
-        <w:ind w:left="0"/>
+        <w:ind w:left="708"/>
+        <w:jc w:val="both"/>
         <w:rPr>
           <w:rFonts w:ascii="Abel" w:hAnsi="Abel"/>
           <w:sz w:val="24"/>
@@ -1657,231 +1471,72 @@
           <w:sz w:val="24"/>
           <w:szCs w:val="24"/>
         </w:rPr>
-        <w:t xml:space="preserve">• 1 Suprimentos, 1 Diária(s), de: 18/07/2025 até: 18/07/2025</w:t>
+        <w:t xml:space="preserve">O valor para a execução desta proposta para </w:t>
       </w:r>
-    </w:p>
-    <w:p>
-      <w:pPr>
-        <w:pStyle w:val="PargrafodaLista"/>
-        <w:spacing w:line="285" w:lineRule="atLeast"/>
-        <w:ind w:left="0"/>
-        <w:rPr>
-          <w:rFonts w:ascii="Abel" w:hAnsi="Abel"/>
-          <w:sz w:val="24"/>
-          <w:szCs w:val="24"/>
-        </w:rPr>
-      </w:pPr>
       <w:r>
         <w:rPr>
           <w:rFonts w:ascii="Abel" w:hAnsi="Abel"/>
-          <w:sz w:val="24"/>
-          <w:szCs w:val="24"/>
-        </w:rPr>
-        <w:t xml:space="preserve">• 1 Suprimentos, 1 Diária(s), de: 18/07/2025 até: 18/07/2025</w:t>
+          <w:b/>
+          <w:bCs/>
+          <w:sz w:val="24"/>
+          <w:szCs w:val="24"/>
+        </w:rPr>
+        <w:t xml:space="preserve">2026</w:t>
       </w:r>
-    </w:p>
-    <w:p>
-      <w:pPr>
-        <w:pStyle w:val="PargrafodaLista"/>
-        <w:spacing w:line="285" w:lineRule="atLeast"/>
-        <w:ind w:left="0"/>
-        <w:rPr>
-          <w:rFonts w:ascii="Abel" w:hAnsi="Abel"/>
-          <w:sz w:val="24"/>
-          <w:szCs w:val="24"/>
-        </w:rPr>
-      </w:pPr>
       <w:r>
         <w:rPr>
           <w:rFonts w:ascii="Abel" w:hAnsi="Abel"/>
           <w:sz w:val="24"/>
           <w:szCs w:val="24"/>
         </w:rPr>
-        <w:t xml:space="preserve"/>
+        <w:t xml:space="preserve"> é de </w:t>
       </w:r>
-    </w:p>
-    <w:p>
-      <w:pPr>
-        <w:spacing w:line="285" w:lineRule="atLeast"/>
-        <w:rPr>
-          <w:rFonts w:ascii="Abel" w:hAnsi="Abel"/>
-          <w:sz w:val="24"/>
-          <w:szCs w:val="24"/>
-        </w:rPr>
-      </w:pPr>
       <w:r>
         <w:rPr>
           <w:rFonts w:ascii="Abel" w:hAnsi="Abel"/>
-          <w:sz w:val="24"/>
-          <w:szCs w:val="24"/>
-        </w:rPr>
-        <w:t xml:space="preserve"/>
+          <w:b/>
+          <w:bCs/>
+          <w:sz w:val="24"/>
+          <w:szCs w:val="24"/>
+        </w:rPr>
+        <w:t xml:space="preserve">R$ 154.169,00</w:t>
       </w:r>
-    </w:p>
-    <w:p>
-      <w:pPr>
-        <w:pStyle w:val="PargrafodaLista"/>
-        <w:spacing w:line="285" w:lineRule="atLeast"/>
-        <w:ind w:left="0"/>
-        <w:rPr>
-          <w:rFonts w:ascii="Abel" w:hAnsi="Abel"/>
-          <w:sz w:val="24"/>
-          <w:szCs w:val="24"/>
-        </w:rPr>
-      </w:pPr>
-    </w:p>
-    <w:p>
-      <w:pPr>
-        <w:pStyle w:val="PargrafodaLista"/>
-        <w:spacing w:line="285" w:lineRule="atLeast"/>
-        <w:ind w:left="0"/>
-        <w:rPr>
-          <w:rFonts w:ascii="Abel" w:hAnsi="Abel"/>
-          <w:sz w:val="24"/>
-          <w:szCs w:val="24"/>
-        </w:rPr>
-      </w:pPr>
       <w:r>
         <w:rPr>
           <w:rFonts w:ascii="Abel" w:hAnsi="Abel"/>
           <w:sz w:val="24"/>
           <w:szCs w:val="24"/>
         </w:rPr>
-        <w:t xml:space="preserve"/>
+        <w:t xml:space="preserve"> </w:t>
       </w:r>
-    </w:p>
-    <w:p>
-      <w:pPr>
-        <w:rPr>
-          <w:rFonts w:ascii="Abel" w:hAnsi="Abel"/>
-          <w:sz w:val="24"/>
-          <w:szCs w:val="24"/>
-        </w:rPr>
-      </w:pPr>
-    </w:p>
-    <w:p>
-      <w:pPr>
-        <w:rPr>
-          <w:rFonts w:ascii="Abel" w:hAnsi="Abel"/>
-          <w:sz w:val="24"/>
-          <w:szCs w:val="24"/>
-        </w:rPr>
-      </w:pPr>
-    </w:p>
-    <w:p>
-      <w:pPr>
-        <w:rPr>
-          <w:rFonts w:ascii="Abel" w:hAnsi="Abel"/>
-          <w:sz w:val="24"/>
-          <w:szCs w:val="24"/>
-        </w:rPr>
-      </w:pPr>
-    </w:p>
-    <w:p>
-      <w:pPr>
-        <w:rPr>
-          <w:rFonts w:ascii="Abel" w:hAnsi="Abel"/>
-          <w:sz w:val="24"/>
-          <w:szCs w:val="24"/>
-        </w:rPr>
-      </w:pPr>
-    </w:p>
-    <w:p>
-      <w:pPr>
-        <w:rPr>
-          <w:rFonts w:ascii="Abel" w:hAnsi="Abel"/>
-          <w:sz w:val="24"/>
-          <w:szCs w:val="24"/>
-        </w:rPr>
-      </w:pPr>
-    </w:p>
-    <w:p>
-      <w:pPr>
-        <w:rPr>
-          <w:rFonts w:ascii="Abel" w:hAnsi="Abel"/>
-          <w:sz w:val="24"/>
-          <w:szCs w:val="24"/>
-        </w:rPr>
-      </w:pPr>
-    </w:p>
-    <w:p>
-      <w:pPr>
-        <w:rPr>
-          <w:rFonts w:ascii="Abel" w:hAnsi="Abel"/>
-          <w:sz w:val="24"/>
-          <w:szCs w:val="24"/>
-        </w:rPr>
-      </w:pPr>
-    </w:p>
-    <w:p>
-      <w:pPr>
-        <w:rPr>
-          <w:rFonts w:ascii="Abel" w:hAnsi="Abel"/>
-          <w:sz w:val="24"/>
-          <w:szCs w:val="24"/>
-        </w:rPr>
-      </w:pPr>
-    </w:p>
-    <w:p>
-      <w:pPr>
-        <w:rPr>
-          <w:rFonts w:ascii="Abel" w:hAnsi="Abel"/>
-          <w:sz w:val="24"/>
-          <w:szCs w:val="24"/>
-        </w:rPr>
-      </w:pPr>
-    </w:p>
-    <w:p>
-      <w:pPr>
-        <w:rPr>
-          <w:rFonts w:ascii="Abel" w:hAnsi="Abel"/>
-          <w:sz w:val="24"/>
-          <w:szCs w:val="24"/>
-        </w:rPr>
-      </w:pPr>
-    </w:p>
-    <w:p>
-      <w:pPr>
-        <w:rPr>
-          <w:rFonts w:ascii="Abel" w:hAnsi="Abel"/>
-          <w:sz w:val="24"/>
-          <w:szCs w:val="24"/>
-        </w:rPr>
-      </w:pPr>
-    </w:p>
-    <w:p>
-      <w:pPr>
-        <w:rPr>
-          <w:rFonts w:ascii="Abel" w:hAnsi="Abel"/>
-          <w:sz w:val="24"/>
-          <w:szCs w:val="24"/>
-        </w:rPr>
-      </w:pPr>
-    </w:p>
-    <w:p>
-      <w:pPr>
-        <w:pStyle w:val="PargrafodaLista"/>
-        <w:spacing w:line="285" w:lineRule="atLeast"/>
-        <w:ind w:left="1065"/>
-        <w:rPr>
-          <w:rFonts w:ascii="Abel" w:hAnsi="Abel"/>
-          <w:sz w:val="24"/>
-          <w:szCs w:val="24"/>
-        </w:rPr>
-      </w:pPr>
-    </w:p>
-    <w:p>
-      <w:pPr>
-        <w:pStyle w:val="PargrafodaLista"/>
-        <w:spacing w:line="285" w:lineRule="atLeast"/>
-        <w:ind w:left="1065"/>
-      </w:pPr>
-    </w:p>
-    <w:p>
-      <w:pPr>
-        <w:pStyle w:val="PargrafodaLista"/>
-        <w:spacing w:line="285" w:lineRule="atLeast"/>
-        <w:ind w:left="0"/>
+      <w:r>
+        <w:rPr>
+          <w:rFonts w:ascii="Abel" w:hAnsi="Abel"/>
+          <w:sz w:val="24"/>
+          <w:szCs w:val="24"/>
+        </w:rPr>
+        <w:t>Incluso no valor todos os custos referentes honorários de funcionários e prestadores de serviços, impostos fiscais devidos que deverão ser recolhidos pela JA Promoções e Eventos, arcando inclusive com as eventuais sanções legais oriundas do não cumprimento dessas obrigações.</w:t>
+      </w:r>
+    </w:p>
+    <w:p>
+      <w:pPr>
+        <w:rPr>
+          <w:rFonts w:ascii="Abel" w:hAnsi="Abel"/>
+          <w:sz w:val="24"/>
+          <w:szCs w:val="24"/>
+        </w:rPr>
+      </w:pPr>
+      <w:r>
+        <w:rPr>
+          <w:rFonts w:ascii="Abel" w:hAnsi="Abel"/>
+          <w:sz w:val="24"/>
+          <w:szCs w:val="24"/>
+        </w:rPr>
+        <w:tab/>
+      </w:r>
+    </w:p>
+    <w:p>
+      <w:pPr>
         <w:rPr>
           <w:rFonts w:ascii="Abel" w:hAnsi="Abel"/>
           <w:b/>
@@ -1902,8 +1557,7 @@
           <w:sz w:val="24"/>
           <w:szCs w:val="24"/>
         </w:rPr>
-        <w:lastRenderedPageBreak/>
-        <w:t xml:space="preserve">INVESTIMENTO </w:t>
+        <w:t xml:space="preserve">Forma de pagamento</w:t>
       </w:r>
     </w:p>
     <w:p>
@@ -1924,80 +1578,86 @@
           <w:sz w:val="24"/>
           <w:szCs w:val="24"/>
         </w:rPr>
-        <w:t xml:space="preserve">O valor para a execução desta proposta para </w:t>
+        <w:t xml:space="preserve"> </w:t>
+      </w:r>
+      <w:proofErr w:type="gramStart"/>
+      <w:r>
+        <w:rPr>
+          <w:rFonts w:ascii="Abel" w:hAnsi="Abel"/>
+          <w:sz w:val="24"/>
+          <w:szCs w:val="24"/>
+        </w:rPr>
+        <w:t xml:space="preserve"/>
+      </w:r>
+    </w:p>
+    <w:p>
+      <w:pPr>
+        <w:pStyle w:val="PargrafodaLista"/>
+        <w:spacing w:line="285" w:lineRule="atLeast"/>
+        <w:ind w:left="1065"/>
+        <w:jc w:val="both"/>
+        <w:rPr>
+          <w:rFonts w:ascii="Abel" w:hAnsi="Abel"/>
+          <w:sz w:val="24"/>
+          <w:szCs w:val="24"/>
+        </w:rPr>
+      </w:pPr>
+    </w:p>
+    <w:p>
+      <w:pPr>
+        <w:pStyle w:val="PargrafodaLista"/>
+        <w:spacing w:line="285" w:lineRule="atLeast"/>
+        <w:ind w:left="1065"/>
+        <w:jc w:val="center"/>
+        <w:rPr>
+          <w:rFonts w:ascii="Abel" w:hAnsi="Abel"/>
+        </w:rPr>
+      </w:pPr>
+      <w:r>
+        <w:rPr>
+          <w:rFonts w:ascii="Abel" w:hAnsi="Abel"/>
+        </w:rPr>
+        <w:t>*Prazos de pagamento sujeitos a alteração conforme necessidade e acordo.</w:t>
       </w:r>
       <w:r>
         <w:rPr>
           <w:rFonts w:ascii="Abel" w:hAnsi="Abel"/>
-          <w:b/>
-          <w:bCs/>
-          <w:sz w:val="24"/>
-          <w:szCs w:val="24"/>
-        </w:rPr>
-        <w:t xml:space="preserve">2025</w:t>
+        </w:rPr>
+        <w:br/>
       </w:r>
-      <w:r>
-        <w:rPr>
-          <w:rFonts w:ascii="Abel" w:hAnsi="Abel"/>
-          <w:sz w:val="24"/>
-          <w:szCs w:val="24"/>
-        </w:rPr>
-        <w:t xml:space="preserve"> é de </w:t>
-      </w:r>
-      <w:r>
-        <w:rPr>
-          <w:rFonts w:ascii="Abel" w:hAnsi="Abel"/>
-          <w:b/>
-          <w:bCs/>
-          <w:sz w:val="24"/>
-          <w:szCs w:val="24"/>
-        </w:rPr>
-        <w:t xml:space="preserve">R$ 250.925,04</w:t>
-      </w:r>
-      <w:r>
-        <w:rPr>
-          <w:rFonts w:ascii="Abel" w:hAnsi="Abel"/>
-          <w:sz w:val="24"/>
-          <w:szCs w:val="24"/>
-        </w:rPr>
-        <w:t xml:space="preserve"> </w:t>
-      </w:r>
-      <w:r>
-        <w:rPr>
-          <w:rFonts w:ascii="Abel" w:hAnsi="Abel"/>
-          <w:sz w:val="24"/>
-          <w:szCs w:val="24"/>
-        </w:rPr>
-        <w:t>Incluso no valor todos os custos referentes honorários de funcionários e prestadores de serviços, impostos fiscais devidos que deverão ser recolhidos pela JA Promoções e Eventos, arcando inclusive com as eventuais sanções legais oriundas do não cumprimento dessas obrigações.</w:t>
-      </w:r>
-    </w:p>
-    <w:p>
-      <w:pPr>
-        <w:rPr>
-          <w:rFonts w:ascii="Abel" w:hAnsi="Abel"/>
-          <w:sz w:val="24"/>
-          <w:szCs w:val="24"/>
-        </w:rPr>
-      </w:pPr>
-      <w:r>
-        <w:rPr>
-          <w:rFonts w:ascii="Abel" w:hAnsi="Abel"/>
-          <w:sz w:val="24"/>
-          <w:szCs w:val="24"/>
-        </w:rPr>
-        <w:tab/>
-      </w:r>
-    </w:p>
-    <w:p>
-      <w:pPr>
+    </w:p>
+    <w:p>
+      <w:pPr>
+        <w:spacing w:line="285" w:lineRule="atLeast"/>
+        <w:jc w:val="both"/>
+        <w:rPr>
+          <w:rFonts w:ascii="Abel" w:hAnsi="Abel"/>
+          <w:sz w:val="24"/>
+          <w:szCs w:val="24"/>
+        </w:rPr>
+      </w:pPr>
+    </w:p>
+    <w:p>
+      <w:pPr>
+        <w:spacing w:line="285" w:lineRule="atLeast"/>
+        <w:jc w:val="center"/>
+        <w:rPr>
+          <w:rFonts w:ascii="Abel" w:hAnsi="Abel"/>
+          <w:sz w:val="24"/>
+          <w:szCs w:val="24"/>
+        </w:rPr>
+      </w:pPr>
+    </w:p>
+    <w:p>
+      <w:pPr>
+        <w:spacing w:line="285" w:lineRule="atLeast"/>
+        <w:jc w:val="center"/>
         <w:rPr>
           <w:rFonts w:ascii="Abel" w:hAnsi="Abel"/>
           <w:b/>
           <w:bCs/>
           <w:i/>
           <w:iCs/>
-          <w:sz w:val="24"/>
-          <w:szCs w:val="24"/>
         </w:rPr>
       </w:pPr>
       <w:r>
@@ -2007,104 +1667,10 @@
           <w:bCs/>
           <w:i/>
           <w:iCs/>
-          <w:sz w:val="24"/>
-          <w:szCs w:val="24"/>
-        </w:rPr>
-        <w:t xml:space="preserve">Forma de pagamento</w:t>
-      </w:r>
-    </w:p>
-    <w:p>
-      <w:pPr>
-        <w:pStyle w:val="PargrafodaLista"/>
-        <w:spacing w:line="285" w:lineRule="atLeast"/>
-        <w:ind w:left="708"/>
-        <w:jc w:val="both"/>
-        <w:rPr>
-          <w:rFonts w:ascii="Abel" w:hAnsi="Abel"/>
-          <w:sz w:val="24"/>
-          <w:szCs w:val="24"/>
-        </w:rPr>
-      </w:pPr>
-      <w:r>
-        <w:rPr>
-          <w:rFonts w:ascii="Abel" w:hAnsi="Abel"/>
-          <w:sz w:val="24"/>
-          <w:szCs w:val="24"/>
-        </w:rPr>
-        <w:t xml:space="preserve"> </w:t>
-      </w:r>
-      <w:proofErr w:type="gramStart"/>
-      <w:r>
-        <w:rPr>
-          <w:rFonts w:ascii="Abel" w:hAnsi="Abel"/>
-          <w:sz w:val="24"/>
-          <w:szCs w:val="24"/>
-        </w:rPr>
-        <w:t xml:space="preserve"/>
-      </w:r>
-    </w:p>
-    <w:p>
-      <w:pPr>
-        <w:pStyle w:val="PargrafodaLista"/>
-        <w:spacing w:line="285" w:lineRule="atLeast"/>
-        <w:ind w:left="1065"/>
-        <w:jc w:val="both"/>
-        <w:rPr>
-          <w:rFonts w:ascii="Abel" w:hAnsi="Abel"/>
-          <w:sz w:val="24"/>
-          <w:szCs w:val="24"/>
-        </w:rPr>
-      </w:pPr>
-    </w:p>
-    <w:p>
-      <w:pPr>
-        <w:pStyle w:val="PargrafodaLista"/>
-        <w:spacing w:line="285" w:lineRule="atLeast"/>
-        <w:ind w:left="1065"/>
-        <w:jc w:val="center"/>
-        <w:rPr>
-          <w:rFonts w:ascii="Abel" w:hAnsi="Abel"/>
-        </w:rPr>
-      </w:pPr>
-      <w:r>
-        <w:rPr>
-          <w:rFonts w:ascii="Abel" w:hAnsi="Abel"/>
-        </w:rPr>
-        <w:t>*Prazos de pagamento sujeitos a alteração conforme necessidade e acordo.</w:t>
+        </w:rPr>
+        <w:t xml:space="preserve">São Paulo, </w:t>
       </w:r>
       <w:r>
-        <w:rPr>
-          <w:rFonts w:ascii="Abel" w:hAnsi="Abel"/>
-        </w:rPr>
-        <w:br/>
-      </w:r>
-    </w:p>
-    <w:p>
-      <w:pPr>
-        <w:spacing w:line="285" w:lineRule="atLeast"/>
-        <w:jc w:val="both"/>
-        <w:rPr>
-          <w:rFonts w:ascii="Abel" w:hAnsi="Abel"/>
-          <w:sz w:val="24"/>
-          <w:szCs w:val="24"/>
-        </w:rPr>
-      </w:pPr>
-    </w:p>
-    <w:p>
-      <w:pPr>
-        <w:spacing w:line="285" w:lineRule="atLeast"/>
-        <w:jc w:val="center"/>
-        <w:rPr>
-          <w:rFonts w:ascii="Abel" w:hAnsi="Abel"/>
-          <w:sz w:val="24"/>
-          <w:szCs w:val="24"/>
-        </w:rPr>
-      </w:pPr>
-    </w:p>
-    <w:p>
-      <w:pPr>
-        <w:spacing w:line="285" w:lineRule="atLeast"/>
-        <w:jc w:val="center"/>
         <w:rPr>
           <w:rFonts w:ascii="Abel" w:hAnsi="Abel"/>
           <w:b/>
@@ -2112,26 +1678,7 @@
           <w:i/>
           <w:iCs/>
         </w:rPr>
-      </w:pPr>
-      <w:r>
-        <w:rPr>
-          <w:rFonts w:ascii="Abel" w:hAnsi="Abel"/>
-          <w:b/>
-          <w:bCs/>
-          <w:i/>
-          <w:iCs/>
-        </w:rPr>
-        <w:t xml:space="preserve">São Paulo, </w:t>
-      </w:r>
-      <w:r>
-        <w:rPr>
-          <w:rFonts w:ascii="Abel" w:hAnsi="Abel"/>
-          <w:b/>
-          <w:bCs/>
-          <w:i/>
-          <w:iCs/>
-        </w:rPr>
-        <w:t xml:space="preserve">10/02/2026</w:t>
+        <w:t xml:space="preserve">23/07/2026</w:t>
       </w:r>
     </w:p>
     <w:p>
